--- a/public/4. Nghị quyết Chi Đoàn.docx
+++ b/public/4. Nghị quyết Chi Đoàn.docx
@@ -428,11 +428,7 @@
         </w:rPr>
       </w:pPr>
       <w:r>
-        <w:rPr>
-          <w:b/>
-          <w:color w:val="000000"/>
-        </w:rPr>
-        <w:t>1. Ưu điểm:</w:t>
+        <w:t>1. Ưu điểm: {{uu_diem}}</w:t>
       </w:r>
     </w:p>
     <w:p>
@@ -441,124 +437,12 @@
         <w:ind w:firstLine="567"/>
         <w:jc w:val="both"/>
         <w:rPr>
-          <w:bCs/>
-          <w:color w:val="000000"/>
-        </w:rPr>
-      </w:pPr>
-      <w:r>
-        <w:rPr>
-          <w:bCs/>
-          <w:color w:val="000000"/>
-        </w:rPr>
-        <w:t>- Có phẩm chất chính trị tốt lập trường tư tưởng vững vàng, tuyệt đối trung thành với đường lối của Đảng, tác phong đứng đắn, mẫu mực.</w:t>
-      </w:r>
-    </w:p>
-    <w:p>
-      <w:pPr>
-        <w:spacing w:after="120" w:line="312" w:lineRule="auto"/>
-        <w:ind w:firstLine="567"/>
-        <w:jc w:val="both"/>
-        <w:rPr>
-          <w:bCs/>
-          <w:color w:val="000000"/>
-        </w:rPr>
-      </w:pPr>
-      <w:r>
-        <w:rPr>
-          <w:bCs/>
-          <w:color w:val="000000"/>
-        </w:rPr>
-        <w:t>-  Có lối sống đạo đức trong sáng, giản dị, luôn có ý thức tu dưỡng và rèn luyện đạo đức, luôn là tấm gương sáng cho các thế hệ noi theo.</w:t>
-      </w:r>
-    </w:p>
-    <w:p>
-      <w:pPr>
-        <w:spacing w:after="120" w:line="312" w:lineRule="auto"/>
-        <w:ind w:firstLine="567"/>
-        <w:jc w:val="both"/>
-        <w:rPr>
-          <w:bCs/>
-          <w:color w:val="000000"/>
-        </w:rPr>
-      </w:pPr>
-      <w:r>
-        <w:rPr>
-          <w:bCs/>
-          <w:color w:val="000000"/>
-        </w:rPr>
-        <w:t>- Có năng lực công tác tốt, luôn tích cực tham gia các hoạt động của chi Đoàn, khoa, Đoàn trường.</w:t>
-      </w:r>
-    </w:p>
-    <w:p>
-      <w:pPr>
-        <w:spacing w:after="120" w:line="312" w:lineRule="auto"/>
-        <w:ind w:firstLine="567"/>
-        <w:jc w:val="both"/>
-        <w:rPr>
-          <w:bCs/>
-          <w:color w:val="000000"/>
-        </w:rPr>
-      </w:pPr>
-      <w:r>
-        <w:rPr>
-          <w:bCs/>
-          <w:color w:val="000000"/>
-        </w:rPr>
-        <w:t>-  Tính tình vui vẻ, hòa đồng, luôn giúp đỡ mọi người.</w:t>
-      </w:r>
-    </w:p>
-    <w:p>
-      <w:pPr>
-        <w:spacing w:after="120" w:line="312" w:lineRule="auto"/>
-        <w:ind w:firstLine="567"/>
-        <w:jc w:val="both"/>
-        <w:rPr>
-          <w:bCs/>
-          <w:color w:val="000000"/>
-        </w:rPr>
-      </w:pPr>
-      <w:r>
-        <w:rPr>
-          <w:bCs/>
-          <w:color w:val="000000"/>
-        </w:rPr>
-        <w:t>-  Luôn có thái độ cầu thị trong việc nhìn nhận, sửa chữa, khắc phục khuyết điểm.</w:t>
-      </w:r>
-    </w:p>
-    <w:p>
-      <w:pPr>
-        <w:spacing w:after="120" w:line="312" w:lineRule="auto"/>
-        <w:ind w:firstLine="567"/>
-        <w:jc w:val="both"/>
-        <w:rPr>
           <w:b/>
           <w:color w:val="000000"/>
         </w:rPr>
       </w:pPr>
       <w:r>
-        <w:rPr>
-          <w:b/>
-          <w:color w:val="000000"/>
-        </w:rPr>
-        <w:t>2. Khuyết điểm:</w:t>
-      </w:r>
-    </w:p>
-    <w:p>
-      <w:pPr>
-        <w:spacing w:after="120" w:line="312" w:lineRule="auto"/>
-        <w:ind w:firstLine="567"/>
-        <w:jc w:val="both"/>
-        <w:rPr>
-          <w:bCs/>
-          <w:color w:val="000000"/>
-        </w:rPr>
-      </w:pPr>
-      <w:r>
-        <w:rPr>
-          <w:bCs/>
-          <w:color w:val="000000"/>
-        </w:rPr>
-        <w:t>- Không có khuyết điểm gì lớn</w:t>
+        <w:t>2. Khuyết điểm: {{khuyet_diem}}</w:t>
       </w:r>
     </w:p>
     <w:p>

--- a/public/4. Nghị quyết Chi Đoàn.docx
+++ b/public/4. Nghị quyết Chi Đoàn.docx
@@ -49,9 +49,14 @@
               <w:jc w:val="center"/>
               <w:rPr>
                 <w:b/>
+                <w:bCs/>
               </w:rPr>
             </w:pPr>
             <w:r>
+              <w:rPr>
+                <w:b/>
+                <w:bCs/>
+              </w:rPr>
               <w:t>BCH CHI ĐOÀN {{lop}}</w:t>
             </w:r>
           </w:p>
@@ -87,7 +92,7 @@
               <mc:AlternateContent>
                 <mc:Choice Requires="wps">
                   <w:drawing>
-                    <wp:anchor distT="0" distB="0" distL="114300" distR="114300" simplePos="0" relativeHeight="251659264" behindDoc="0" locked="0" layoutInCell="1" allowOverlap="1" wp14:anchorId="4025FEC5" wp14:editId="0CABA52F">
+                    <wp:anchor distT="0" distB="0" distL="114300" distR="114300" simplePos="0" relativeHeight="251659264" behindDoc="0" locked="0" layoutInCell="1" allowOverlap="1" wp14:anchorId="74D0956E" wp14:editId="01018617">
                       <wp:simplePos x="0" y="0"/>
                       <wp:positionH relativeFrom="column">
                         <wp:posOffset>138592</wp:posOffset>
@@ -185,7 +190,19 @@
               </w:rPr>
             </w:pPr>
             <w:r>
-              <w:t xml:space="preserve">Đà Nẵng, ngày {{ngay_hop_chi_doan_d}} tháng {{ngay_hop_chi_doan_m}} năm {{ngay_hop_chi_doan_y}}    </w:t>
+              <w:t xml:space="preserve">Đà Nẵng, ngày </w:t>
+            </w:r>
+            <w:r>
+              <w:t xml:space="preserve">   </w:t>
+            </w:r>
+            <w:r>
+              <w:t xml:space="preserve"> tháng </w:t>
+            </w:r>
+            <w:r>
+              <w:t xml:space="preserve">   </w:t>
+            </w:r>
+            <w:r>
+              <w:t xml:space="preserve"> năm {{ngay_hop_chi_doan_y}} </w:t>
             </w:r>
           </w:p>
         </w:tc>
@@ -424,11 +441,15 @@
         <w:jc w:val="both"/>
         <w:rPr>
           <w:b/>
-          <w:color w:val="000000"/>
-        </w:rPr>
-      </w:pPr>
-      <w:r>
-        <w:t>1. Ưu điểm: {{uu_diem}}</w:t>
+          <w:bCs/>
+        </w:rPr>
+      </w:pPr>
+      <w:r>
+        <w:rPr>
+          <w:b/>
+          <w:bCs/>
+        </w:rPr>
+        <w:t xml:space="preserve">1. Ưu điểm: </w:t>
       </w:r>
     </w:p>
     <w:p>
@@ -437,28 +458,138 @@
         <w:ind w:firstLine="567"/>
         <w:jc w:val="both"/>
         <w:rPr>
+          <w:color w:val="000000"/>
+        </w:rPr>
+      </w:pPr>
+      <w:r>
+        <w:rPr>
+          <w:color w:val="000000"/>
+        </w:rPr>
+        <w:t>- Có phẩm chất chính trị tốt lập trường tư tưởng vững vàng, tuyệt đối trung thành với đường lối của Đảng, tác phong đứng đắn, mẫu mực.</w:t>
+      </w:r>
+    </w:p>
+    <w:p>
+      <w:pPr>
+        <w:spacing w:after="120" w:line="312" w:lineRule="auto"/>
+        <w:ind w:firstLine="567"/>
+        <w:jc w:val="both"/>
+        <w:rPr>
+          <w:color w:val="000000"/>
+        </w:rPr>
+      </w:pPr>
+      <w:r>
+        <w:rPr>
+          <w:color w:val="000000"/>
+        </w:rPr>
+        <w:t>- Có lối sống đạo đức trong sáng, giản dị, luôn có ý thức tu dưỡng và rèn luyện đạo đức, luôn là tấm gương sáng cho các thế hệ noi theo.</w:t>
+      </w:r>
+    </w:p>
+    <w:p>
+      <w:pPr>
+        <w:spacing w:after="120" w:line="312" w:lineRule="auto"/>
+        <w:ind w:firstLine="567"/>
+        <w:jc w:val="both"/>
+        <w:rPr>
+          <w:color w:val="000000"/>
+        </w:rPr>
+      </w:pPr>
+      <w:r>
+        <w:rPr>
+          <w:color w:val="000000"/>
+        </w:rPr>
+        <w:t>- Có năng lực công tác tốt, luôn tích cực tham gia các hoạt động của chi Đoàn, khoa, Đoàn trường.</w:t>
+      </w:r>
+    </w:p>
+    <w:p>
+      <w:pPr>
+        <w:spacing w:after="120" w:line="312" w:lineRule="auto"/>
+        <w:ind w:firstLine="567"/>
+        <w:jc w:val="both"/>
+        <w:rPr>
+          <w:color w:val="000000"/>
+        </w:rPr>
+      </w:pPr>
+      <w:r>
+        <w:rPr>
+          <w:color w:val="000000"/>
+        </w:rPr>
+        <w:t>- Tính tình vui vẻ, hòa đồng, luôn giúp đỡ mọi người.</w:t>
+      </w:r>
+    </w:p>
+    <w:p>
+      <w:pPr>
+        <w:spacing w:after="120" w:line="312" w:lineRule="auto"/>
+        <w:ind w:firstLine="567"/>
+        <w:jc w:val="both"/>
+        <w:rPr>
+          <w:color w:val="000000"/>
+        </w:rPr>
+      </w:pPr>
+      <w:r>
+        <w:rPr>
+          <w:color w:val="000000"/>
+        </w:rPr>
+        <w:t>- Luôn có thái độ cầu thị trong việc nhìn nhận, sửa chữa, khắc phục khuyết điểm của bản thân.</w:t>
+      </w:r>
+    </w:p>
+    <w:p>
+      <w:pPr>
+        <w:spacing w:after="120" w:line="312" w:lineRule="auto"/>
+        <w:ind w:firstLine="567"/>
+        <w:jc w:val="both"/>
+        <w:rPr>
           <w:b/>
           <w:color w:val="000000"/>
         </w:rPr>
       </w:pPr>
-      <w:r>
-        <w:t>2. Khuyết điểm: {{khuyet_diem}}</w:t>
-      </w:r>
     </w:p>
     <w:p>
       <w:pPr>
         <w:spacing w:after="120" w:line="312" w:lineRule="auto"/>
         <w:ind w:firstLine="567"/>
         <w:jc w:val="both"/>
-        <w:rPr>
-          <w:color w:val="000000"/>
-        </w:rPr>
-      </w:pPr>
-      <w:r>
-        <w:rPr>
-          <w:color w:val="000000"/>
+      </w:pPr>
+      <w:r>
+        <w:rPr>
+          <w:b/>
+          <w:bCs/>
         </w:rPr>
         <w:lastRenderedPageBreak/>
+        <w:t>2. Khuyết điểm:</w:t>
+      </w:r>
+      <w:r>
+        <w:t xml:space="preserve"> </w:t>
+      </w:r>
+    </w:p>
+    <w:p>
+      <w:pPr>
+        <w:spacing w:after="120" w:line="312" w:lineRule="auto"/>
+        <w:ind w:firstLine="567"/>
+        <w:jc w:val="both"/>
+      </w:pPr>
+      <w:r>
+        <w:t xml:space="preserve">- </w:t>
+      </w:r>
+      <w:r>
+        <w:t>Không có khuyết điểm gì lớn</w:t>
+      </w:r>
+      <w:r>
+        <w:t>.</w:t>
+      </w:r>
+    </w:p>
+    <w:p>
+      <w:pPr>
+        <w:spacing w:after="120" w:line="312" w:lineRule="auto"/>
+        <w:ind w:firstLine="567"/>
+        <w:jc w:val="both"/>
+        <w:rPr>
+          <w:color w:val="000000"/>
+        </w:rPr>
+      </w:pPr>
+      <w:r>
+        <w:rPr>
+          <w:color w:val="000000"/>
+        </w:rPr>
         <w:t>Đối chi</w:t>
       </w:r>
       <w:r>
@@ -700,6 +831,38 @@
               </w:rPr>
               <w:t>BÍ THƯ</w:t>
             </w:r>
+          </w:p>
+          <w:p>
+            <w:pPr>
+              <w:jc w:val="center"/>
+              <w:rPr>
+                <w:rFonts w:eastAsia="Calibri"/>
+              </w:rPr>
+            </w:pPr>
+          </w:p>
+          <w:p>
+            <w:pPr>
+              <w:jc w:val="center"/>
+              <w:rPr>
+                <w:rFonts w:eastAsia="Calibri"/>
+              </w:rPr>
+            </w:pPr>
+          </w:p>
+          <w:p>
+            <w:pPr>
+              <w:jc w:val="center"/>
+              <w:rPr>
+                <w:rFonts w:eastAsia="Calibri"/>
+              </w:rPr>
+            </w:pPr>
+          </w:p>
+          <w:p>
+            <w:pPr>
+              <w:jc w:val="center"/>
+              <w:rPr>
+                <w:rFonts w:eastAsia="Calibri"/>
+              </w:rPr>
+            </w:pPr>
           </w:p>
           <w:p>
             <w:pPr>

--- a/public/4. Nghị quyết Chi Đoàn.docx
+++ b/public/4. Nghị quyết Chi Đoàn.docx
@@ -418,7 +418,21 @@
         </w:rPr>
       </w:pPr>
       <w:r>
-        <w:t>Ban Chấp hành Chi Đoàn {{lop}} họp ngày {{ngay_hop_chi_doan_d}} tháng {{ngay_hop_chi_doan_m}} năm {{ngay_hop_chi_doan_y}} xét thấy:</w:t>
+        <w:t xml:space="preserve">Ban Chấp hành Chi Đoàn {{lop}} họp </w:t>
+      </w:r>
+      <w:proofErr w:type="gramStart"/>
+      <w:r>
+        <w:t>ngày</w:t>
+      </w:r>
+      <w:r>
+        <w:t xml:space="preserve">  </w:t>
+      </w:r>
+      <w:r>
+        <w:t>tháng</w:t>
+      </w:r>
+      <w:proofErr w:type="gramEnd"/>
+      <w:r>
+        <w:t xml:space="preserve">  năm {{ngay_hop_chi_doan_y}} xét thấy:</w:t>
       </w:r>
     </w:p>
     <w:p>
@@ -723,7 +737,15 @@
         </w:rPr>
       </w:pPr>
       <w:r>
-        <w:t>Biểu quyết thông qua với sự tán thành của {{tan_thanh_chi_doan}} đồng chí Ủy viên Ban Chấp hành Chi Đoàn (đạt {{ti_le_chi_doan}}%); số không tán thành {{khong_tan_thanh_chi_doan}} đồng chí.</w:t>
+        <w:t>Biểu quyết thông qua với sự tán thành của {{tan_thanh_chi_doan}} đồng chí Ủy viên Ban Chấp hành Chi Đoàn (đạt {{ti_le_chi_doan</w:t>
+      </w:r>
+      <w:proofErr w:type="gramStart"/>
+      <w:r>
+        <w:t>}}%</w:t>
+      </w:r>
+      <w:proofErr w:type="gramEnd"/>
+      <w:r>
+        <w:t>); số không tán thành {{khong_tan_thanh_chi_doan}} đồng chí.</w:t>
       </w:r>
     </w:p>
     <w:p>
@@ -808,7 +830,21 @@
                 <w:rFonts w:eastAsia="Calibri"/>
                 <w:b/>
               </w:rPr>
-              <w:t xml:space="preserve">CHẤP </w:t>
+              <w:t>CHẤP</w:t>
+            </w:r>
+            <w:r>
+              <w:rPr>
+                <w:rFonts w:eastAsia="Calibri"/>
+                <w:b/>
+              </w:rPr>
+              <w:t xml:space="preserve"> HÀNH</w:t>
+            </w:r>
+            <w:r>
+              <w:rPr>
+                <w:rFonts w:eastAsia="Calibri"/>
+                <w:b/>
+              </w:rPr>
+              <w:t xml:space="preserve"> </w:t>
             </w:r>
             <w:r>
               <w:rPr>
@@ -1303,6 +1339,7 @@
   <w:style w:type="character" w:default="1" w:styleId="DefaultParagraphFont">
     <w:name w:val="Default Paragraph Font"/>
     <w:uiPriority w:val="1"/>
+    <w:semiHidden/>
     <w:unhideWhenUsed/>
   </w:style>
   <w:style w:type="table" w:default="1" w:styleId="TableNormal">
